--- a/templates/pecas/EPE_prescricao_ordinaria.docx
+++ b/templates/pecas/EPE_prescricao_ordinaria.docx
@@ -187,7 +187,7 @@
               <w:szCs w:val="21"/>
               <w:lang w:eastAsia="pt-BR"/>
             </w:rPr>
-            <w:t xml:space="preserve">+++INS executado_qualificacao+++</w:t>
+            <w:t xml:space="preserve">+++INS executado_nome+++</w:t>
           </w:r>
         </w:sdtContent>
       </w:sdt>
@@ -198,7 +198,7 @@
           <w:szCs w:val="21"/>
           <w:lang w:eastAsia="pt-BR"/>
         </w:rPr>
-        <w:t xml:space="preserve"/>
+        <w:t xml:space="preserve">, </w:t>
       </w:r>
       <w:sdt>
         <w:sdtPr>
@@ -223,7 +223,7 @@
               <w:szCs w:val="21"/>
               <w:lang w:eastAsia="pt-BR"/>
             </w:rPr>
-            <w:t xml:space="preserve"/>
+            <w:t xml:space="preserve">+++INS executado_qualif_resto+++</w:t>
           </w:r>
           <w:r>
             <w:rPr>
@@ -326,16 +326,16 @@
           <w:szCs w:val="21"/>
           <w:lang w:eastAsia="pt-BR"/>
         </w:rPr>
-        <w:t xml:space="preserve">, por intermédio de sua advogada que esta subscreve, </w:t>
-      </w:r>
-      <w:r>
-        <w:rPr>
-          <w:rFonts w:ascii="Quicksand" w:hAnsi="Quicksand"/>
-          <w:sz w:val="21"/>
-          <w:szCs w:val="21"/>
-          <w:lang w:eastAsia="pt-BR"/>
-        </w:rPr>
-        <w:t>constituída mediante instrumento de mandato anexo</w:t>
+        <w:t xml:space="preserve">, por intermédio de +++INS tratamento_procurador+++ que esta +++INS subscreve_concord+++, </w:t>
+      </w:r>
+      <w:r>
+        <w:rPr>
+          <w:rFonts w:ascii="Quicksand" w:hAnsi="Quicksand"/>
+          <w:sz w:val="21"/>
+          <w:szCs w:val="21"/>
+          <w:lang w:eastAsia="pt-BR"/>
+        </w:rPr>
+        <w:t xml:space="preserve">+++INS constituido_concord+++ mediante instrumento de mandato anexo</w:t>
       </w:r>
       <w:r>
         <w:rPr>
@@ -7417,16 +7417,14 @@
         <w:jc w:val="right"/>
         <w:rPr>
           <w:rFonts w:ascii="Quicksand" w:hAnsi="Quicksand"/>
-          <w:color w:val="FFFFFF" w:themeColor="background1"/>
-          <w:sz w:val="21"/>
-          <w:szCs w:val="21"/>
-          <w:lang w:eastAsia="pt-BR"/>
-        </w:rPr>
-      </w:pPr>
-      <w:r>
-        <w:rPr>
-          <w:rFonts w:ascii="Quicksand" w:hAnsi="Quicksand"/>
-          <w:color w:val="FFFFFF" w:themeColor="background1"/>
+          <w:sz w:val="21"/>
+          <w:szCs w:val="21"/>
+          <w:lang w:eastAsia="pt-BR"/>
+        </w:rPr>
+      </w:pPr>
+      <w:r>
+        <w:rPr>
+          <w:rFonts w:ascii="Quicksand" w:hAnsi="Quicksand"/>
           <w:sz w:val="21"/>
           <w:szCs w:val="21"/>
           <w:lang w:eastAsia="pt-BR"/>
